--- a/SISTEMAS OPERATIVOS/T1 INTRODUCCIÓN.docx
+++ b/SISTEMAS OPERATIVOS/T1 INTRODUCCIÓN.docx
@@ -17,6 +17,77 @@
           <w:szCs w:val="24"/>
         </w:rPr>
         <w:t>T1 INTRODUCCIÓN</w:t>
+      </w:r>
+    </w:p>
+    <w:p>
+      <w:pPr>
+        <w:rPr>
+          <w:rFonts w:ascii="Times New Roman" w:hAnsi="Times New Roman" w:cs="Times New Roman"/>
+          <w:sz w:val="24"/>
+          <w:szCs w:val="24"/>
+        </w:rPr>
+      </w:pPr>
+      <w:r>
+        <w:rPr>
+          <w:rFonts w:ascii="Times New Roman" w:hAnsi="Times New Roman" w:cs="Times New Roman"/>
+          <w:sz w:val="24"/>
+          <w:szCs w:val="24"/>
+        </w:rPr>
+        <w:t xml:space="preserve">ANOTACIONES DE LINUX: si no entiendo o no me acuerdo de que hace una función, en terminal pongo </w:t>
+      </w:r>
+      <w:proofErr w:type="spellStart"/>
+      <w:r>
+        <w:rPr>
+          <w:rFonts w:ascii="Times New Roman" w:hAnsi="Times New Roman" w:cs="Times New Roman"/>
+          <w:sz w:val="24"/>
+          <w:szCs w:val="24"/>
+        </w:rPr>
+        <w:t>man</w:t>
+      </w:r>
+      <w:proofErr w:type="spellEnd"/>
+      <w:r>
+        <w:rPr>
+          <w:rFonts w:ascii="Times New Roman" w:hAnsi="Times New Roman" w:cs="Times New Roman"/>
+          <w:sz w:val="24"/>
+          <w:szCs w:val="24"/>
+        </w:rPr>
+        <w:t xml:space="preserve"> y el nombre. Para los distintos tipos, </w:t>
+      </w:r>
+      <w:proofErr w:type="spellStart"/>
+      <w:r>
+        <w:rPr>
+          <w:rFonts w:ascii="Times New Roman" w:hAnsi="Times New Roman" w:cs="Times New Roman"/>
+          <w:sz w:val="24"/>
+          <w:szCs w:val="24"/>
+        </w:rPr>
+        <w:t>man</w:t>
+      </w:r>
+      <w:proofErr w:type="spellEnd"/>
+      <w:r>
+        <w:rPr>
+          <w:rFonts w:ascii="Times New Roman" w:hAnsi="Times New Roman" w:cs="Times New Roman"/>
+          <w:sz w:val="24"/>
+          <w:szCs w:val="24"/>
+        </w:rPr>
+        <w:t xml:space="preserve"> </w:t>
+      </w:r>
+      <w:proofErr w:type="spellStart"/>
+      <w:r>
+        <w:rPr>
+          <w:rFonts w:ascii="Times New Roman" w:hAnsi="Times New Roman" w:cs="Times New Roman"/>
+          <w:sz w:val="24"/>
+          <w:szCs w:val="24"/>
+        </w:rPr>
+        <w:t>printf</w:t>
+      </w:r>
+      <w:proofErr w:type="spellEnd"/>
+      <w:r>
+        <w:rPr>
+          <w:rFonts w:ascii="Times New Roman" w:hAnsi="Times New Roman" w:cs="Times New Roman"/>
+          <w:sz w:val="24"/>
+          <w:szCs w:val="24"/>
+        </w:rPr>
+        <w:t xml:space="preserve"> 3. </w:t>
       </w:r>
     </w:p>
     <w:p>
@@ -410,7 +481,7 @@
         </w:rPr>
         <w:drawing>
           <wp:inline distT="0" distB="0" distL="0" distR="0">
-            <wp:extent cx="5400040" cy="3516905"/>
+            <wp:extent cx="4171950" cy="2717083"/>
             <wp:effectExtent l="19050" t="0" r="0" b="0"/>
             <wp:docPr id="1" name="Imagen 1"/>
             <wp:cNvGraphicFramePr>
@@ -435,7 +506,7 @@
                   <pic:spPr bwMode="auto">
                     <a:xfrm>
                       <a:off x="0" y="0"/>
-                      <a:ext cx="5400040" cy="3516905"/>
+                      <a:ext cx="4174610" cy="2718815"/>
                     </a:xfrm>
                     <a:prstGeom prst="rect">
                       <a:avLst/>
@@ -1167,6 +1238,1049 @@
           <w:szCs w:val="24"/>
         </w:rPr>
       </w:pPr>
+      <w:r>
+        <w:rPr>
+          <w:rFonts w:ascii="Times New Roman" w:hAnsi="Times New Roman" w:cs="Times New Roman"/>
+          <w:sz w:val="24"/>
+          <w:szCs w:val="24"/>
+        </w:rPr>
+        <w:t xml:space="preserve">COSAS DE C: </w:t>
+      </w:r>
+    </w:p>
+    <w:p>
+      <w:pPr>
+        <w:pStyle w:val="Prrafodelista"/>
+        <w:numPr>
+          <w:ilvl w:val="0"/>
+          <w:numId w:val="2"/>
+        </w:numPr>
+        <w:rPr>
+          <w:rFonts w:ascii="Times New Roman" w:hAnsi="Times New Roman" w:cs="Times New Roman"/>
+          <w:sz w:val="24"/>
+          <w:szCs w:val="24"/>
+        </w:rPr>
+      </w:pPr>
+      <w:r>
+        <w:rPr>
+          <w:rFonts w:ascii="Times New Roman" w:hAnsi="Times New Roman" w:cs="Times New Roman"/>
+          <w:sz w:val="24"/>
+          <w:szCs w:val="24"/>
+        </w:rPr>
+        <w:t xml:space="preserve">Directivas y macros: </w:t>
+      </w:r>
+    </w:p>
+    <w:p>
+      <w:pPr>
+        <w:pStyle w:val="Prrafodelista"/>
+        <w:ind w:left="1080"/>
+        <w:rPr>
+          <w:rFonts w:ascii="Times New Roman" w:hAnsi="Times New Roman" w:cs="Times New Roman"/>
+          <w:sz w:val="24"/>
+          <w:szCs w:val="24"/>
+        </w:rPr>
+      </w:pPr>
+      <w:r>
+        <w:rPr>
+          <w:rFonts w:ascii="Times New Roman" w:hAnsi="Times New Roman" w:cs="Times New Roman"/>
+          <w:sz w:val="24"/>
+          <w:szCs w:val="24"/>
+        </w:rPr>
+        <w:t xml:space="preserve">#define NOMBRE x. Hacemos que cada vez que escribamos NOMBRE el compilador entienda x. </w:t>
+      </w:r>
+    </w:p>
+    <w:p>
+      <w:pPr>
+        <w:pStyle w:val="Prrafodelista"/>
+        <w:numPr>
+          <w:ilvl w:val="0"/>
+          <w:numId w:val="2"/>
+        </w:numPr>
+        <w:rPr>
+          <w:rFonts w:ascii="Times New Roman" w:hAnsi="Times New Roman" w:cs="Times New Roman"/>
+          <w:sz w:val="24"/>
+          <w:szCs w:val="24"/>
+        </w:rPr>
+      </w:pPr>
+      <w:r>
+        <w:rPr>
+          <w:rFonts w:ascii="Times New Roman" w:hAnsi="Times New Roman" w:cs="Times New Roman"/>
+          <w:sz w:val="24"/>
+          <w:szCs w:val="24"/>
+        </w:rPr>
+        <w:t xml:space="preserve">Operaciones de E/S: </w:t>
+      </w:r>
+    </w:p>
+    <w:p>
+      <w:pPr>
+        <w:pStyle w:val="Prrafodelista"/>
+        <w:ind w:left="1080"/>
+        <w:rPr>
+          <w:rFonts w:ascii="Times New Roman" w:hAnsi="Times New Roman" w:cs="Times New Roman"/>
+          <w:sz w:val="24"/>
+          <w:szCs w:val="24"/>
+        </w:rPr>
+      </w:pPr>
+      <w:r>
+        <w:rPr>
+          <w:rFonts w:ascii="Times New Roman" w:hAnsi="Times New Roman" w:cs="Times New Roman"/>
+          <w:noProof/>
+          <w:sz w:val="24"/>
+          <w:szCs w:val="24"/>
+          <w:lang w:eastAsia="es-ES"/>
+        </w:rPr>
+        <w:drawing>
+          <wp:inline distT="0" distB="0" distL="0" distR="0">
+            <wp:extent cx="4582937" cy="2301240"/>
+            <wp:effectExtent l="19050" t="0" r="8113" b="0"/>
+            <wp:docPr id="2" name="Imagen 1"/>
+            <wp:cNvGraphicFramePr>
+              <a:graphicFrameLocks xmlns:a="http://schemas.openxmlformats.org/drawingml/2006/main" noChangeAspect="1"/>
+            </wp:cNvGraphicFramePr>
+            <a:graphic xmlns:a="http://schemas.openxmlformats.org/drawingml/2006/main">
+              <a:graphicData uri="http://schemas.openxmlformats.org/drawingml/2006/picture">
+                <pic:pic xmlns:pic="http://schemas.openxmlformats.org/drawingml/2006/picture">
+                  <pic:nvPicPr>
+                    <pic:cNvPr id="0" name="Picture 1"/>
+                    <pic:cNvPicPr>
+                      <a:picLocks noChangeAspect="1" noChangeArrowheads="1"/>
+                    </pic:cNvPicPr>
+                  </pic:nvPicPr>
+                  <pic:blipFill>
+                    <a:blip r:embed="rId6"/>
+                    <a:srcRect/>
+                    <a:stretch>
+                      <a:fillRect/>
+                    </a:stretch>
+                  </pic:blipFill>
+                  <pic:spPr bwMode="auto">
+                    <a:xfrm>
+                      <a:off x="0" y="0"/>
+                      <a:ext cx="4584015" cy="2301781"/>
+                    </a:xfrm>
+                    <a:prstGeom prst="rect">
+                      <a:avLst/>
+                    </a:prstGeom>
+                    <a:noFill/>
+                    <a:ln w="9525">
+                      <a:noFill/>
+                      <a:miter lim="800000"/>
+                      <a:headEnd/>
+                      <a:tailEnd/>
+                    </a:ln>
+                  </pic:spPr>
+                </pic:pic>
+              </a:graphicData>
+            </a:graphic>
+          </wp:inline>
+        </w:drawing>
+      </w:r>
+    </w:p>
+    <w:p>
+      <w:pPr>
+        <w:pStyle w:val="Prrafodelista"/>
+        <w:numPr>
+          <w:ilvl w:val="0"/>
+          <w:numId w:val="2"/>
+        </w:numPr>
+        <w:rPr>
+          <w:rFonts w:ascii="Times New Roman" w:hAnsi="Times New Roman" w:cs="Times New Roman"/>
+          <w:sz w:val="24"/>
+          <w:szCs w:val="24"/>
+        </w:rPr>
+      </w:pPr>
+      <w:r>
+        <w:rPr>
+          <w:rFonts w:ascii="Times New Roman" w:hAnsi="Times New Roman" w:cs="Times New Roman"/>
+          <w:sz w:val="24"/>
+          <w:szCs w:val="24"/>
+        </w:rPr>
+        <w:t xml:space="preserve">Tipos de datos simples: </w:t>
+      </w:r>
+    </w:p>
+    <w:p>
+      <w:pPr>
+        <w:pStyle w:val="Prrafodelista"/>
+        <w:ind w:left="1080"/>
+        <w:rPr>
+          <w:rFonts w:ascii="Times New Roman" w:hAnsi="Times New Roman" w:cs="Times New Roman"/>
+          <w:sz w:val="24"/>
+          <w:szCs w:val="24"/>
+        </w:rPr>
+      </w:pPr>
+      <w:r>
+        <w:rPr>
+          <w:rFonts w:ascii="Times New Roman" w:hAnsi="Times New Roman" w:cs="Times New Roman"/>
+          <w:noProof/>
+          <w:sz w:val="24"/>
+          <w:szCs w:val="24"/>
+          <w:lang w:eastAsia="es-ES"/>
+        </w:rPr>
+        <w:drawing>
+          <wp:inline distT="0" distB="0" distL="0" distR="0">
+            <wp:extent cx="5052214" cy="3169920"/>
+            <wp:effectExtent l="19050" t="0" r="0" b="0"/>
+            <wp:docPr id="4" name="Imagen 4"/>
+            <wp:cNvGraphicFramePr>
+              <a:graphicFrameLocks xmlns:a="http://schemas.openxmlformats.org/drawingml/2006/main" noChangeAspect="1"/>
+            </wp:cNvGraphicFramePr>
+            <a:graphic xmlns:a="http://schemas.openxmlformats.org/drawingml/2006/main">
+              <a:graphicData uri="http://schemas.openxmlformats.org/drawingml/2006/picture">
+                <pic:pic xmlns:pic="http://schemas.openxmlformats.org/drawingml/2006/picture">
+                  <pic:nvPicPr>
+                    <pic:cNvPr id="0" name="Picture 4"/>
+                    <pic:cNvPicPr>
+                      <a:picLocks noChangeAspect="1" noChangeArrowheads="1"/>
+                    </pic:cNvPicPr>
+                  </pic:nvPicPr>
+                  <pic:blipFill>
+                    <a:blip r:embed="rId7"/>
+                    <a:srcRect/>
+                    <a:stretch>
+                      <a:fillRect/>
+                    </a:stretch>
+                  </pic:blipFill>
+                  <pic:spPr bwMode="auto">
+                    <a:xfrm>
+                      <a:off x="0" y="0"/>
+                      <a:ext cx="5060210" cy="3174937"/>
+                    </a:xfrm>
+                    <a:prstGeom prst="rect">
+                      <a:avLst/>
+                    </a:prstGeom>
+                    <a:noFill/>
+                    <a:ln w="9525">
+                      <a:noFill/>
+                      <a:miter lim="800000"/>
+                      <a:headEnd/>
+                      <a:tailEnd/>
+                    </a:ln>
+                  </pic:spPr>
+                </pic:pic>
+              </a:graphicData>
+            </a:graphic>
+          </wp:inline>
+        </w:drawing>
+      </w:r>
+    </w:p>
+    <w:p>
+      <w:pPr>
+        <w:pStyle w:val="Prrafodelista"/>
+        <w:ind w:left="1080"/>
+        <w:rPr>
+          <w:rFonts w:ascii="Times New Roman" w:hAnsi="Times New Roman" w:cs="Times New Roman"/>
+          <w:sz w:val="24"/>
+          <w:szCs w:val="24"/>
+        </w:rPr>
+      </w:pPr>
+    </w:p>
+    <w:p>
+      <w:pPr>
+        <w:pStyle w:val="Prrafodelista"/>
+        <w:numPr>
+          <w:ilvl w:val="0"/>
+          <w:numId w:val="2"/>
+        </w:numPr>
+        <w:rPr>
+          <w:rFonts w:ascii="Times New Roman" w:hAnsi="Times New Roman" w:cs="Times New Roman"/>
+          <w:sz w:val="24"/>
+          <w:szCs w:val="24"/>
+        </w:rPr>
+      </w:pPr>
+      <w:proofErr w:type="spellStart"/>
+      <w:r>
+        <w:rPr>
+          <w:rFonts w:ascii="Times New Roman" w:hAnsi="Times New Roman" w:cs="Times New Roman"/>
+          <w:sz w:val="24"/>
+          <w:szCs w:val="24"/>
+        </w:rPr>
+        <w:lastRenderedPageBreak/>
+        <w:t>Arrays</w:t>
+      </w:r>
+      <w:proofErr w:type="spellEnd"/>
+      <w:r>
+        <w:rPr>
+          <w:rFonts w:ascii="Times New Roman" w:hAnsi="Times New Roman" w:cs="Times New Roman"/>
+          <w:sz w:val="24"/>
+          <w:szCs w:val="24"/>
+        </w:rPr>
+        <w:t xml:space="preserve"> multidimensionales: en C, la dirección a la derecha es la más interna y por ende son consecutivos sus elementos. Vamos desde el </w:t>
+      </w:r>
+      <w:r>
+        <w:rPr>
+          <w:rFonts w:ascii="Times New Roman" w:hAnsi="Times New Roman" w:cs="Times New Roman"/>
+          <w:sz w:val="24"/>
+          <w:szCs w:val="24"/>
+        </w:rPr>
+        <w:t>M0</w:t>
+      </w:r>
+      <w:proofErr w:type="gramStart"/>
+      <w:r>
+        <w:rPr>
+          <w:rFonts w:ascii="Times New Roman" w:hAnsi="Times New Roman" w:cs="Times New Roman"/>
+          <w:sz w:val="24"/>
+          <w:szCs w:val="24"/>
+        </w:rPr>
+        <w:t>,0</w:t>
+      </w:r>
+      <w:proofErr w:type="gramEnd"/>
+      <w:r>
+        <w:rPr>
+          <w:rFonts w:ascii="Times New Roman" w:hAnsi="Times New Roman" w:cs="Times New Roman"/>
+          <w:sz w:val="24"/>
+          <w:szCs w:val="24"/>
+        </w:rPr>
+        <w:t xml:space="preserve"> al M0,1.</w:t>
+      </w:r>
+    </w:p>
+    <w:p>
+      <w:pPr>
+        <w:pStyle w:val="Prrafodelista"/>
+        <w:ind w:left="1080"/>
+        <w:rPr>
+          <w:rFonts w:ascii="Times New Roman" w:hAnsi="Times New Roman" w:cs="Times New Roman"/>
+          <w:sz w:val="24"/>
+          <w:szCs w:val="24"/>
+        </w:rPr>
+      </w:pPr>
+    </w:p>
+    <w:p>
+      <w:pPr>
+        <w:pStyle w:val="Prrafodelista"/>
+        <w:numPr>
+          <w:ilvl w:val="0"/>
+          <w:numId w:val="2"/>
+        </w:numPr>
+        <w:rPr>
+          <w:rFonts w:ascii="Times New Roman" w:hAnsi="Times New Roman" w:cs="Times New Roman"/>
+          <w:sz w:val="24"/>
+          <w:szCs w:val="24"/>
+        </w:rPr>
+      </w:pPr>
+      <w:r>
+        <w:rPr>
+          <w:rFonts w:ascii="Times New Roman" w:hAnsi="Times New Roman" w:cs="Times New Roman"/>
+          <w:sz w:val="24"/>
+          <w:szCs w:val="24"/>
+        </w:rPr>
+        <w:t xml:space="preserve">Cadenas de caracteres: secuencia de enteros con signo de tamaño byte, </w:t>
+      </w:r>
+      <w:proofErr w:type="spellStart"/>
+      <w:r>
+        <w:rPr>
+          <w:rFonts w:ascii="Times New Roman" w:hAnsi="Times New Roman" w:cs="Times New Roman"/>
+          <w:sz w:val="24"/>
+          <w:szCs w:val="24"/>
+        </w:rPr>
+        <w:t>chars</w:t>
+      </w:r>
+      <w:proofErr w:type="spellEnd"/>
+      <w:r>
+        <w:rPr>
+          <w:rFonts w:ascii="Times New Roman" w:hAnsi="Times New Roman" w:cs="Times New Roman"/>
+          <w:sz w:val="24"/>
+          <w:szCs w:val="24"/>
+        </w:rPr>
+        <w:t xml:space="preserve">, finalizados con un bite a 0, bite </w:t>
+      </w:r>
+      <w:proofErr w:type="spellStart"/>
+      <w:r>
+        <w:rPr>
+          <w:rFonts w:ascii="Times New Roman" w:hAnsi="Times New Roman" w:cs="Times New Roman"/>
+          <w:sz w:val="24"/>
+          <w:szCs w:val="24"/>
+        </w:rPr>
+        <w:t>null</w:t>
+      </w:r>
+      <w:proofErr w:type="spellEnd"/>
+      <w:r>
+        <w:rPr>
+          <w:rFonts w:ascii="Times New Roman" w:hAnsi="Times New Roman" w:cs="Times New Roman"/>
+          <w:sz w:val="24"/>
+          <w:szCs w:val="24"/>
+        </w:rPr>
+        <w:t xml:space="preserve"> o ‘\0’.</w:t>
+      </w:r>
+    </w:p>
+    <w:p>
+      <w:pPr>
+        <w:pStyle w:val="Prrafodelista"/>
+        <w:ind w:left="1080"/>
+        <w:rPr>
+          <w:rFonts w:ascii="Times New Roman" w:hAnsi="Times New Roman" w:cs="Times New Roman"/>
+          <w:sz w:val="24"/>
+          <w:szCs w:val="24"/>
+        </w:rPr>
+      </w:pPr>
+      <w:r>
+        <w:rPr>
+          <w:rFonts w:ascii="Times New Roman" w:hAnsi="Times New Roman" w:cs="Times New Roman"/>
+          <w:noProof/>
+          <w:sz w:val="24"/>
+          <w:szCs w:val="24"/>
+          <w:lang w:eastAsia="es-ES"/>
+        </w:rPr>
+        <w:drawing>
+          <wp:inline distT="0" distB="0" distL="0" distR="0">
+            <wp:extent cx="4217670" cy="2569992"/>
+            <wp:effectExtent l="19050" t="0" r="0" b="0"/>
+            <wp:docPr id="7" name="Imagen 7"/>
+            <wp:cNvGraphicFramePr>
+              <a:graphicFrameLocks xmlns:a="http://schemas.openxmlformats.org/drawingml/2006/main" noChangeAspect="1"/>
+            </wp:cNvGraphicFramePr>
+            <a:graphic xmlns:a="http://schemas.openxmlformats.org/drawingml/2006/main">
+              <a:graphicData uri="http://schemas.openxmlformats.org/drawingml/2006/picture">
+                <pic:pic xmlns:pic="http://schemas.openxmlformats.org/drawingml/2006/picture">
+                  <pic:nvPicPr>
+                    <pic:cNvPr id="0" name="Picture 7"/>
+                    <pic:cNvPicPr>
+                      <a:picLocks noChangeAspect="1" noChangeArrowheads="1"/>
+                    </pic:cNvPicPr>
+                  </pic:nvPicPr>
+                  <pic:blipFill>
+                    <a:blip r:embed="rId8"/>
+                    <a:srcRect/>
+                    <a:stretch>
+                      <a:fillRect/>
+                    </a:stretch>
+                  </pic:blipFill>
+                  <pic:spPr bwMode="auto">
+                    <a:xfrm>
+                      <a:off x="0" y="0"/>
+                      <a:ext cx="4218662" cy="2570597"/>
+                    </a:xfrm>
+                    <a:prstGeom prst="rect">
+                      <a:avLst/>
+                    </a:prstGeom>
+                    <a:noFill/>
+                    <a:ln w="9525">
+                      <a:noFill/>
+                      <a:miter lim="800000"/>
+                      <a:headEnd/>
+                      <a:tailEnd/>
+                    </a:ln>
+                  </pic:spPr>
+                </pic:pic>
+              </a:graphicData>
+            </a:graphic>
+          </wp:inline>
+        </w:drawing>
+      </w:r>
+    </w:p>
+    <w:p>
+      <w:pPr>
+        <w:pStyle w:val="Prrafodelista"/>
+        <w:ind w:left="1080"/>
+        <w:rPr>
+          <w:rFonts w:ascii="Times New Roman" w:hAnsi="Times New Roman" w:cs="Times New Roman"/>
+          <w:sz w:val="24"/>
+          <w:szCs w:val="24"/>
+        </w:rPr>
+      </w:pPr>
+      <w:r>
+        <w:rPr>
+          <w:rFonts w:ascii="Times New Roman" w:hAnsi="Times New Roman" w:cs="Times New Roman"/>
+          <w:sz w:val="24"/>
+          <w:szCs w:val="24"/>
+        </w:rPr>
+        <w:t xml:space="preserve">El segundo y el tercero son exactamente iguales. El cuarto es de solo lectura </w:t>
+      </w:r>
+      <w:proofErr w:type="spellStart"/>
+      <w:r>
+        <w:rPr>
+          <w:rFonts w:ascii="Times New Roman" w:hAnsi="Times New Roman" w:cs="Times New Roman"/>
+          <w:sz w:val="24"/>
+          <w:szCs w:val="24"/>
+        </w:rPr>
+        <w:t>e</w:t>
+      </w:r>
+      <w:proofErr w:type="spellEnd"/>
+      <w:r>
+        <w:rPr>
+          <w:rFonts w:ascii="Times New Roman" w:hAnsi="Times New Roman" w:cs="Times New Roman"/>
+          <w:sz w:val="24"/>
+          <w:szCs w:val="24"/>
+        </w:rPr>
+        <w:t xml:space="preserve"> inmodificable. El tamaño es el del puntero y no el de la cadena. </w:t>
+      </w:r>
+    </w:p>
+    <w:p>
+      <w:pPr>
+        <w:pStyle w:val="Prrafodelista"/>
+        <w:ind w:left="1080"/>
+        <w:rPr>
+          <w:rFonts w:ascii="Times New Roman" w:hAnsi="Times New Roman" w:cs="Times New Roman"/>
+          <w:sz w:val="24"/>
+          <w:szCs w:val="24"/>
+        </w:rPr>
+      </w:pPr>
+      <w:r>
+        <w:rPr>
+          <w:rFonts w:ascii="Times New Roman" w:hAnsi="Times New Roman" w:cs="Times New Roman"/>
+          <w:noProof/>
+          <w:sz w:val="24"/>
+          <w:szCs w:val="24"/>
+          <w:lang w:eastAsia="es-ES"/>
+        </w:rPr>
+        <w:drawing>
+          <wp:anchor distT="0" distB="0" distL="114300" distR="114300" simplePos="0" relativeHeight="251658240" behindDoc="1" locked="0" layoutInCell="1" allowOverlap="1">
+            <wp:simplePos x="0" y="0"/>
+            <wp:positionH relativeFrom="column">
+              <wp:posOffset>2817495</wp:posOffset>
+            </wp:positionH>
+            <wp:positionV relativeFrom="paragraph">
+              <wp:posOffset>191135</wp:posOffset>
+            </wp:positionV>
+            <wp:extent cx="3166110" cy="2849880"/>
+            <wp:effectExtent l="19050" t="0" r="0" b="0"/>
+            <wp:wrapTight wrapText="bothSides">
+              <wp:wrapPolygon edited="0">
+                <wp:start x="-130" y="0"/>
+                <wp:lineTo x="-130" y="21513"/>
+                <wp:lineTo x="21574" y="21513"/>
+                <wp:lineTo x="21574" y="0"/>
+                <wp:lineTo x="-130" y="0"/>
+              </wp:wrapPolygon>
+            </wp:wrapTight>
+            <wp:docPr id="10" name="Imagen 10"/>
+            <wp:cNvGraphicFramePr>
+              <a:graphicFrameLocks xmlns:a="http://schemas.openxmlformats.org/drawingml/2006/main" noChangeAspect="1"/>
+            </wp:cNvGraphicFramePr>
+            <a:graphic xmlns:a="http://schemas.openxmlformats.org/drawingml/2006/main">
+              <a:graphicData uri="http://schemas.openxmlformats.org/drawingml/2006/picture">
+                <pic:pic xmlns:pic="http://schemas.openxmlformats.org/drawingml/2006/picture">
+                  <pic:nvPicPr>
+                    <pic:cNvPr id="0" name="Picture 10"/>
+                    <pic:cNvPicPr>
+                      <a:picLocks noChangeAspect="1" noChangeArrowheads="1"/>
+                    </pic:cNvPicPr>
+                  </pic:nvPicPr>
+                  <pic:blipFill>
+                    <a:blip r:embed="rId9"/>
+                    <a:srcRect/>
+                    <a:stretch>
+                      <a:fillRect/>
+                    </a:stretch>
+                  </pic:blipFill>
+                  <pic:spPr bwMode="auto">
+                    <a:xfrm>
+                      <a:off x="0" y="0"/>
+                      <a:ext cx="3166110" cy="2849880"/>
+                    </a:xfrm>
+                    <a:prstGeom prst="rect">
+                      <a:avLst/>
+                    </a:prstGeom>
+                    <a:noFill/>
+                    <a:ln w="9525">
+                      <a:noFill/>
+                      <a:miter lim="800000"/>
+                      <a:headEnd/>
+                      <a:tailEnd/>
+                    </a:ln>
+                  </pic:spPr>
+                </pic:pic>
+              </a:graphicData>
+            </a:graphic>
+          </wp:anchor>
+        </w:drawing>
+      </w:r>
+    </w:p>
+    <w:p>
+      <w:pPr>
+        <w:pStyle w:val="Prrafodelista"/>
+        <w:numPr>
+          <w:ilvl w:val="0"/>
+          <w:numId w:val="2"/>
+        </w:numPr>
+        <w:rPr>
+          <w:rFonts w:ascii="Times New Roman" w:hAnsi="Times New Roman" w:cs="Times New Roman"/>
+          <w:sz w:val="24"/>
+          <w:szCs w:val="24"/>
+        </w:rPr>
+      </w:pPr>
+      <w:r>
+        <w:rPr>
+          <w:rFonts w:ascii="Times New Roman" w:hAnsi="Times New Roman" w:cs="Times New Roman"/>
+          <w:sz w:val="24"/>
+          <w:szCs w:val="24"/>
+        </w:rPr>
+        <w:t xml:space="preserve">Parámetros de la línea de comandos: </w:t>
+      </w:r>
+      <w:r>
+        <w:rPr>
+          <w:rFonts w:ascii="Times New Roman" w:hAnsi="Times New Roman" w:cs="Times New Roman"/>
+          <w:sz w:val="24"/>
+          <w:szCs w:val="24"/>
+        </w:rPr>
+        <w:t xml:space="preserve">cuando ejecutamos un programa </w:t>
+      </w:r>
+      <w:proofErr w:type="gramStart"/>
+      <w:r>
+        <w:rPr>
+          <w:rFonts w:ascii="Times New Roman" w:hAnsi="Times New Roman" w:cs="Times New Roman"/>
+          <w:sz w:val="24"/>
+          <w:szCs w:val="24"/>
+        </w:rPr>
+        <w:t>con ./</w:t>
+      </w:r>
+      <w:proofErr w:type="spellStart"/>
+      <w:proofErr w:type="gramEnd"/>
+      <w:r>
+        <w:rPr>
+          <w:rFonts w:ascii="Times New Roman" w:hAnsi="Times New Roman" w:cs="Times New Roman"/>
+          <w:sz w:val="24"/>
+          <w:szCs w:val="24"/>
+        </w:rPr>
+        <w:t>nombrePrograma</w:t>
+      </w:r>
+      <w:proofErr w:type="spellEnd"/>
+      <w:r>
+        <w:rPr>
+          <w:rFonts w:ascii="Times New Roman" w:hAnsi="Times New Roman" w:cs="Times New Roman"/>
+          <w:sz w:val="24"/>
+          <w:szCs w:val="24"/>
+        </w:rPr>
+        <w:t xml:space="preserve">, cada cadena de caracteres que pongamos por detrás se pasará al </w:t>
+      </w:r>
+      <w:proofErr w:type="spellStart"/>
+      <w:r>
+        <w:rPr>
+          <w:rFonts w:ascii="Times New Roman" w:hAnsi="Times New Roman" w:cs="Times New Roman"/>
+          <w:sz w:val="24"/>
+          <w:szCs w:val="24"/>
+        </w:rPr>
+        <w:t>main</w:t>
+      </w:r>
+      <w:proofErr w:type="spellEnd"/>
+      <w:r>
+        <w:rPr>
+          <w:rFonts w:ascii="Times New Roman" w:hAnsi="Times New Roman" w:cs="Times New Roman"/>
+          <w:sz w:val="24"/>
+          <w:szCs w:val="24"/>
+        </w:rPr>
+        <w:t xml:space="preserve"> como una cadena en la lista de cadenas del argumento. Lo que pongamos con comillas pasa como una cadena entera. </w:t>
+      </w:r>
+    </w:p>
+    <w:p>
+      <w:pPr>
+        <w:rPr>
+          <w:rFonts w:ascii="Times New Roman" w:hAnsi="Times New Roman" w:cs="Times New Roman"/>
+          <w:sz w:val="24"/>
+          <w:szCs w:val="24"/>
+        </w:rPr>
+      </w:pPr>
+    </w:p>
+    <w:p>
+      <w:pPr>
+        <w:rPr>
+          <w:rFonts w:ascii="Times New Roman" w:hAnsi="Times New Roman" w:cs="Times New Roman"/>
+          <w:sz w:val="24"/>
+          <w:szCs w:val="24"/>
+        </w:rPr>
+      </w:pPr>
+    </w:p>
+    <w:p>
+      <w:pPr>
+        <w:rPr>
+          <w:rFonts w:ascii="Times New Roman" w:hAnsi="Times New Roman" w:cs="Times New Roman"/>
+          <w:sz w:val="24"/>
+          <w:szCs w:val="24"/>
+        </w:rPr>
+      </w:pPr>
+    </w:p>
+    <w:p>
+      <w:pPr>
+        <w:rPr>
+          <w:rFonts w:ascii="Times New Roman" w:hAnsi="Times New Roman" w:cs="Times New Roman"/>
+          <w:sz w:val="24"/>
+          <w:szCs w:val="24"/>
+        </w:rPr>
+      </w:pPr>
+    </w:p>
+    <w:p>
+      <w:pPr>
+        <w:rPr>
+          <w:rFonts w:ascii="Times New Roman" w:hAnsi="Times New Roman" w:cs="Times New Roman"/>
+          <w:sz w:val="24"/>
+          <w:szCs w:val="24"/>
+        </w:rPr>
+      </w:pPr>
+    </w:p>
+    <w:p>
+      <w:pPr>
+        <w:rPr>
+          <w:rFonts w:ascii="Times New Roman" w:hAnsi="Times New Roman" w:cs="Times New Roman"/>
+          <w:sz w:val="24"/>
+          <w:szCs w:val="24"/>
+        </w:rPr>
+      </w:pPr>
+    </w:p>
+    <w:p>
+      <w:pPr>
+        <w:rPr>
+          <w:rFonts w:ascii="Times New Roman" w:hAnsi="Times New Roman" w:cs="Times New Roman"/>
+          <w:sz w:val="24"/>
+          <w:szCs w:val="24"/>
+        </w:rPr>
+      </w:pPr>
+    </w:p>
+    <w:p>
+      <w:pPr>
+        <w:rPr>
+          <w:rFonts w:ascii="Times New Roman" w:hAnsi="Times New Roman" w:cs="Times New Roman"/>
+          <w:sz w:val="24"/>
+          <w:szCs w:val="24"/>
+        </w:rPr>
+      </w:pPr>
+    </w:p>
+    <w:p>
+      <w:pPr>
+        <w:rPr>
+          <w:rFonts w:ascii="Times New Roman" w:hAnsi="Times New Roman" w:cs="Times New Roman"/>
+          <w:sz w:val="24"/>
+          <w:szCs w:val="24"/>
+        </w:rPr>
+      </w:pPr>
+      <w:r>
+        <w:rPr>
+          <w:rFonts w:ascii="Times New Roman" w:hAnsi="Times New Roman" w:cs="Times New Roman"/>
+          <w:sz w:val="24"/>
+          <w:szCs w:val="24"/>
+        </w:rPr>
+        <w:lastRenderedPageBreak/>
+        <w:t>MANEJO DE FICHEROS REGULARES EN ANSI C: debido a la complejidad de los archivos, puesto que pueden estar fragmentados o incluso desordenados a lo largo del disco, el sistema operativo nos ofrece un fichero tipo FILE</w:t>
+      </w:r>
+      <w:r>
+        <w:rPr>
+          <w:rFonts w:ascii="Times New Roman" w:hAnsi="Times New Roman" w:cs="Times New Roman"/>
+          <w:sz w:val="24"/>
+          <w:szCs w:val="24"/>
+          <w:vertAlign w:val="superscript"/>
+        </w:rPr>
+        <w:t>*</w:t>
+      </w:r>
+      <w:r>
+        <w:rPr>
+          <w:rFonts w:ascii="Times New Roman" w:hAnsi="Times New Roman" w:cs="Times New Roman"/>
+          <w:sz w:val="24"/>
+          <w:szCs w:val="24"/>
+        </w:rPr>
+        <w:t xml:space="preserve">, opaco al programador, con unas operaciones sobre este. </w:t>
+      </w:r>
+    </w:p>
+    <w:p>
+      <w:pPr>
+        <w:rPr>
+          <w:rFonts w:ascii="Times New Roman" w:hAnsi="Times New Roman" w:cs="Times New Roman"/>
+          <w:sz w:val="24"/>
+          <w:szCs w:val="24"/>
+        </w:rPr>
+      </w:pPr>
+      <w:r>
+        <w:rPr>
+          <w:rFonts w:ascii="Times New Roman" w:hAnsi="Times New Roman" w:cs="Times New Roman"/>
+          <w:sz w:val="24"/>
+          <w:szCs w:val="24"/>
+        </w:rPr>
+        <w:t xml:space="preserve">EXCEPCIONES EN POSIX: el lenguaje C no las soporta, las llamadas al sistema y muchas funciones devuelven un valor entero que indica si ha habido o no un error. Debemos procesar estos valores de retorno para comprobar si ha habido errores. </w:t>
+      </w:r>
+    </w:p>
+    <w:p>
+      <w:pPr>
+        <w:rPr>
+          <w:rFonts w:ascii="Times New Roman" w:hAnsi="Times New Roman" w:cs="Times New Roman"/>
+          <w:sz w:val="24"/>
+          <w:szCs w:val="24"/>
+        </w:rPr>
+      </w:pPr>
+      <w:r>
+        <w:rPr>
+          <w:rFonts w:ascii="Times New Roman" w:hAnsi="Times New Roman" w:cs="Times New Roman"/>
+          <w:sz w:val="24"/>
+          <w:szCs w:val="24"/>
+        </w:rPr>
+        <w:t xml:space="preserve">Cuando se devuelve -1, tenemos un error. Se puede comprobar en una variable global llamada </w:t>
+      </w:r>
+      <w:proofErr w:type="spellStart"/>
+      <w:r>
+        <w:rPr>
+          <w:rFonts w:ascii="Times New Roman" w:hAnsi="Times New Roman" w:cs="Times New Roman"/>
+          <w:sz w:val="24"/>
+          <w:szCs w:val="24"/>
+        </w:rPr>
+        <w:t>errno</w:t>
+      </w:r>
+      <w:proofErr w:type="spellEnd"/>
+      <w:r>
+        <w:rPr>
+          <w:rFonts w:ascii="Times New Roman" w:hAnsi="Times New Roman" w:cs="Times New Roman"/>
+          <w:sz w:val="24"/>
+          <w:szCs w:val="24"/>
+        </w:rPr>
+        <w:t xml:space="preserve"> cual es el error que ha sucedido. </w:t>
+      </w:r>
+    </w:p>
+    <w:p>
+      <w:pPr>
+        <w:pStyle w:val="Prrafodelista"/>
+        <w:numPr>
+          <w:ilvl w:val="0"/>
+          <w:numId w:val="2"/>
+        </w:numPr>
+        <w:rPr>
+          <w:rFonts w:ascii="Times New Roman" w:hAnsi="Times New Roman" w:cs="Times New Roman"/>
+          <w:sz w:val="24"/>
+          <w:szCs w:val="24"/>
+        </w:rPr>
+      </w:pPr>
+      <w:r>
+        <w:rPr>
+          <w:rFonts w:ascii="Times New Roman" w:hAnsi="Times New Roman" w:cs="Times New Roman"/>
+          <w:sz w:val="24"/>
+          <w:szCs w:val="24"/>
+        </w:rPr>
+        <w:t xml:space="preserve">Información: </w:t>
+      </w:r>
+      <w:r>
+        <w:rPr>
+          <w:rFonts w:ascii="Times New Roman" w:hAnsi="Times New Roman" w:cs="Times New Roman"/>
+          <w:sz w:val="24"/>
+          <w:szCs w:val="24"/>
+        </w:rPr>
+        <w:t xml:space="preserve">Podemos tener información de los errores ocurridos con </w:t>
+      </w:r>
+      <w:proofErr w:type="spellStart"/>
+      <w:r>
+        <w:rPr>
+          <w:rFonts w:ascii="Times New Roman" w:hAnsi="Times New Roman" w:cs="Times New Roman"/>
+          <w:sz w:val="24"/>
+          <w:szCs w:val="24"/>
+        </w:rPr>
+        <w:t>strerror</w:t>
+      </w:r>
+      <w:proofErr w:type="spellEnd"/>
+      <w:r>
+        <w:rPr>
+          <w:rFonts w:ascii="Times New Roman" w:hAnsi="Times New Roman" w:cs="Times New Roman"/>
+          <w:sz w:val="24"/>
+          <w:szCs w:val="24"/>
+        </w:rPr>
+        <w:t xml:space="preserve"> (devuelve los caracteres del error) o </w:t>
+      </w:r>
+      <w:proofErr w:type="spellStart"/>
+      <w:r>
+        <w:rPr>
+          <w:rFonts w:ascii="Times New Roman" w:hAnsi="Times New Roman" w:cs="Times New Roman"/>
+          <w:sz w:val="24"/>
+          <w:szCs w:val="24"/>
+        </w:rPr>
+        <w:t>perror</w:t>
+      </w:r>
+      <w:proofErr w:type="spellEnd"/>
+      <w:r>
+        <w:rPr>
+          <w:rFonts w:ascii="Times New Roman" w:hAnsi="Times New Roman" w:cs="Times New Roman"/>
+          <w:sz w:val="24"/>
+          <w:szCs w:val="24"/>
+        </w:rPr>
+        <w:t xml:space="preserve"> (imprime por la salida los caracteres que le digamos seguidos de </w:t>
+      </w:r>
+      <w:proofErr w:type="spellStart"/>
+      <w:r>
+        <w:rPr>
+          <w:rFonts w:ascii="Times New Roman" w:hAnsi="Times New Roman" w:cs="Times New Roman"/>
+          <w:sz w:val="24"/>
+          <w:szCs w:val="24"/>
+        </w:rPr>
+        <w:t>strerror</w:t>
+      </w:r>
+      <w:proofErr w:type="spellEnd"/>
+      <w:r>
+        <w:rPr>
+          <w:rFonts w:ascii="Times New Roman" w:hAnsi="Times New Roman" w:cs="Times New Roman"/>
+          <w:sz w:val="24"/>
+          <w:szCs w:val="24"/>
+        </w:rPr>
+        <w:t>).</w:t>
+      </w:r>
+    </w:p>
+    <w:p>
+      <w:pPr>
+        <w:pStyle w:val="Prrafodelista"/>
+        <w:numPr>
+          <w:ilvl w:val="0"/>
+          <w:numId w:val="2"/>
+        </w:numPr>
+        <w:rPr>
+          <w:rFonts w:ascii="Times New Roman" w:hAnsi="Times New Roman" w:cs="Times New Roman"/>
+          <w:sz w:val="24"/>
+          <w:szCs w:val="24"/>
+        </w:rPr>
+      </w:pPr>
+      <w:r>
+        <w:rPr>
+          <w:rFonts w:ascii="Times New Roman" w:hAnsi="Times New Roman" w:cs="Times New Roman"/>
+          <w:sz w:val="24"/>
+          <w:szCs w:val="24"/>
+        </w:rPr>
+        <w:t xml:space="preserve">Notificación de errores: </w:t>
+      </w:r>
+    </w:p>
+    <w:p>
+      <w:pPr>
+        <w:pStyle w:val="Prrafodelista"/>
+        <w:ind w:left="1080"/>
+        <w:rPr>
+          <w:rFonts w:ascii="Times New Roman" w:hAnsi="Times New Roman" w:cs="Times New Roman"/>
+          <w:sz w:val="24"/>
+          <w:szCs w:val="24"/>
+        </w:rPr>
+      </w:pPr>
+      <w:r>
+        <w:rPr>
+          <w:rFonts w:ascii="Times New Roman" w:hAnsi="Times New Roman" w:cs="Times New Roman"/>
+          <w:sz w:val="24"/>
+          <w:szCs w:val="24"/>
+        </w:rPr>
+        <w:t xml:space="preserve">+ </w:t>
+      </w:r>
+      <w:proofErr w:type="spellStart"/>
+      <w:r>
+        <w:rPr>
+          <w:rFonts w:ascii="Times New Roman" w:hAnsi="Times New Roman" w:cs="Times New Roman"/>
+          <w:sz w:val="24"/>
+          <w:szCs w:val="24"/>
+        </w:rPr>
+        <w:t>Funcion</w:t>
+      </w:r>
+      <w:proofErr w:type="spellEnd"/>
+      <w:r>
+        <w:rPr>
+          <w:rFonts w:ascii="Times New Roman" w:hAnsi="Times New Roman" w:cs="Times New Roman"/>
+          <w:sz w:val="24"/>
+          <w:szCs w:val="24"/>
+        </w:rPr>
+        <w:t xml:space="preserve"> </w:t>
+      </w:r>
+      <w:proofErr w:type="spellStart"/>
+      <w:r>
+        <w:rPr>
+          <w:rFonts w:ascii="Times New Roman" w:hAnsi="Times New Roman" w:cs="Times New Roman"/>
+          <w:sz w:val="24"/>
+          <w:szCs w:val="24"/>
+        </w:rPr>
+        <w:t>err</w:t>
+      </w:r>
+      <w:proofErr w:type="spellEnd"/>
+      <w:r>
+        <w:rPr>
+          <w:rFonts w:ascii="Times New Roman" w:hAnsi="Times New Roman" w:cs="Times New Roman"/>
+          <w:sz w:val="24"/>
+          <w:szCs w:val="24"/>
+        </w:rPr>
+        <w:t>: detiene el programa</w:t>
+      </w:r>
+    </w:p>
+    <w:p>
+      <w:pPr>
+        <w:pStyle w:val="Prrafodelista"/>
+        <w:ind w:left="1080"/>
+        <w:rPr>
+          <w:rFonts w:ascii="Times New Roman" w:hAnsi="Times New Roman" w:cs="Times New Roman"/>
+          <w:sz w:val="24"/>
+          <w:szCs w:val="24"/>
+        </w:rPr>
+      </w:pPr>
+      <w:r>
+        <w:rPr>
+          <w:rFonts w:ascii="Times New Roman" w:hAnsi="Times New Roman" w:cs="Times New Roman"/>
+          <w:sz w:val="24"/>
+          <w:szCs w:val="24"/>
+        </w:rPr>
+        <w:t xml:space="preserve">+ Función </w:t>
+      </w:r>
+      <w:proofErr w:type="spellStart"/>
+      <w:r>
+        <w:rPr>
+          <w:rFonts w:ascii="Times New Roman" w:hAnsi="Times New Roman" w:cs="Times New Roman"/>
+          <w:sz w:val="24"/>
+          <w:szCs w:val="24"/>
+        </w:rPr>
+        <w:t>warn</w:t>
+      </w:r>
+      <w:proofErr w:type="spellEnd"/>
+      <w:r>
+        <w:rPr>
+          <w:rFonts w:ascii="Times New Roman" w:hAnsi="Times New Roman" w:cs="Times New Roman"/>
+          <w:sz w:val="24"/>
+          <w:szCs w:val="24"/>
+        </w:rPr>
+        <w:t xml:space="preserve">: advierte de un error durante la ejecución, pero no detiene el programa. </w:t>
+      </w:r>
+    </w:p>
+    <w:p>
+      <w:pPr>
+        <w:pStyle w:val="Prrafodelista"/>
+        <w:ind w:left="1080"/>
+        <w:rPr>
+          <w:rFonts w:ascii="Times New Roman" w:hAnsi="Times New Roman" w:cs="Times New Roman"/>
+          <w:sz w:val="24"/>
+          <w:szCs w:val="24"/>
+        </w:rPr>
+      </w:pPr>
+      <w:r>
+        <w:rPr>
+          <w:rFonts w:ascii="Times New Roman" w:hAnsi="Times New Roman" w:cs="Times New Roman"/>
+          <w:noProof/>
+          <w:sz w:val="24"/>
+          <w:szCs w:val="24"/>
+          <w:lang w:eastAsia="es-ES"/>
+        </w:rPr>
+        <w:drawing>
+          <wp:inline distT="0" distB="0" distL="0" distR="0">
+            <wp:extent cx="5400040" cy="2083874"/>
+            <wp:effectExtent l="19050" t="0" r="0" b="0"/>
+            <wp:docPr id="13" name="Imagen 13"/>
+            <wp:cNvGraphicFramePr>
+              <a:graphicFrameLocks xmlns:a="http://schemas.openxmlformats.org/drawingml/2006/main" noChangeAspect="1"/>
+            </wp:cNvGraphicFramePr>
+            <a:graphic xmlns:a="http://schemas.openxmlformats.org/drawingml/2006/main">
+              <a:graphicData uri="http://schemas.openxmlformats.org/drawingml/2006/picture">
+                <pic:pic xmlns:pic="http://schemas.openxmlformats.org/drawingml/2006/picture">
+                  <pic:nvPicPr>
+                    <pic:cNvPr id="0" name="Picture 13"/>
+                    <pic:cNvPicPr>
+                      <a:picLocks noChangeAspect="1" noChangeArrowheads="1"/>
+                    </pic:cNvPicPr>
+                  </pic:nvPicPr>
+                  <pic:blipFill>
+                    <a:blip r:embed="rId10"/>
+                    <a:srcRect/>
+                    <a:stretch>
+                      <a:fillRect/>
+                    </a:stretch>
+                  </pic:blipFill>
+                  <pic:spPr bwMode="auto">
+                    <a:xfrm>
+                      <a:off x="0" y="0"/>
+                      <a:ext cx="5400040" cy="2083874"/>
+                    </a:xfrm>
+                    <a:prstGeom prst="rect">
+                      <a:avLst/>
+                    </a:prstGeom>
+                    <a:noFill/>
+                    <a:ln w="9525">
+                      <a:noFill/>
+                      <a:miter lim="800000"/>
+                      <a:headEnd/>
+                      <a:tailEnd/>
+                    </a:ln>
+                  </pic:spPr>
+                </pic:pic>
+              </a:graphicData>
+            </a:graphic>
+          </wp:inline>
+        </w:drawing>
+      </w:r>
     </w:p>
     <w:p>
       <w:pPr>
